--- a/cybercrime-assignment/Speaker_Script.docx
+++ b/cybercrime-assignment/Speaker_Script.docx
@@ -92,7 +92,7 @@
           <w:sz w:val="26"/>
           <w:szCs w:val="26"/>
         </w:rPr>
-        <w:t xml:space="preserve">Slide 1: Title: Locked or Leaked?</w:t>
+        <w:t xml:space="preserve">Slide 1: Cold open: One message. One night. Five doors.</w:t>
       </w:r>
       <w:r>
         <w:rPr>
@@ -117,39 +117,62 @@
           <w:sz w:val="24"/>
           <w:szCs w:val="24"/>
         </w:rPr>
-        <w:t xml:space="preserve">[Start with a question and wait for hands.]</w:t>
-      </w:r>
-      <w:r>
-        <w:rPr>
-          <w:rFonts w:ascii="Calibri" w:cs="Calibri" w:eastAsia="Calibri" w:hAnsi="Calibri"/>
-          <w:sz w:val="24"/>
-          <w:szCs w:val="24"/>
-        </w:rPr>
-        <w:t xml:space="preserve"> Quick show of hands: who here has ever received a message saying "Your Facebook account will be disabled, click here to verify"? Keep your hand up if you know someone whose account was actually hacked.</w:t>
-      </w:r>
-    </w:p>
-    <w:p>
-      <w:pPr>
-        <w:spacing w:after="140" w:line="320"/>
-      </w:pPr>
-      <w:r>
-        <w:rPr>
-          <w:rFonts w:ascii="Calibri" w:cs="Calibri" w:eastAsia="Calibri" w:hAnsi="Calibri"/>
-          <w:i/>
-          <w:iCs/>
-          <w:color w:val="B45309"/>
-          <w:sz w:val="24"/>
-          <w:szCs w:val="24"/>
-        </w:rPr>
-        <w:t xml:space="preserve">[Look around.]</w:t>
-      </w:r>
-      <w:r>
-        <w:rPr>
-          <w:rFonts w:ascii="Calibri" w:cs="Calibri" w:eastAsia="Calibri" w:hAnsi="Calibri"/>
-          <w:sz w:val="24"/>
-          <w:szCs w:val="24"/>
-        </w:rPr>
-        <w:t xml:space="preserve"> That is almost everyone, and that is why we chose this topic.</w:t>
+        <w:t xml:space="preserve">[Speak slowly. Let the phone on the slide do the work.]</w:t>
+      </w:r>
+    </w:p>
+    <w:p>
+      <w:pPr>
+        <w:spacing w:after="140" w:line="320"/>
+      </w:pPr>
+      <w:r>
+        <w:rPr>
+          <w:rFonts w:ascii="Calibri" w:cs="Calibri" w:eastAsia="Calibri" w:hAnsi="Calibri"/>
+          <w:sz w:val="24"/>
+          <w:szCs w:val="24"/>
+        </w:rPr>
+        <w:t xml:space="preserve">It is 11:47 on a normal weeknight in Dhaka. Nusrat, a 21-year-old university student, is scrolling in bed when a message arrives from her friend Rafi: "I sent a six-digit code to your number by mistake. Can you send it to me? It's urgent."</w:t>
+      </w:r>
+    </w:p>
+    <w:p>
+      <w:pPr>
+        <w:spacing w:after="140" w:line="320"/>
+      </w:pPr>
+      <w:r>
+        <w:rPr>
+          <w:rFonts w:ascii="Calibri" w:cs="Calibri" w:eastAsia="Calibri" w:hAnsi="Calibri"/>
+          <w:sz w:val="24"/>
+          <w:szCs w:val="24"/>
+        </w:rPr>
+        <w:t xml:space="preserve">It looks harmless. It is her friend. She types the code and hits send.</w:t>
+      </w:r>
+    </w:p>
+    <w:p>
+      <w:pPr>
+        <w:spacing w:after="140" w:line="320"/>
+      </w:pPr>
+      <w:r>
+        <w:rPr>
+          <w:rFonts w:ascii="Calibri" w:cs="Calibri" w:eastAsia="Calibri" w:hAnsi="Calibri"/>
+          <w:sz w:val="24"/>
+          <w:szCs w:val="24"/>
+        </w:rPr>
+        <w:t xml:space="preserve">Two minutes later, her WhatsApp is no longer hers.</w:t>
+      </w:r>
+    </w:p>
+    <w:p>
+      <w:pPr>
+        <w:spacing w:after="140" w:line="320"/>
+      </w:pPr>
+      <w:r>
+        <w:rPr>
+          <w:rFonts w:ascii="Calibri" w:cs="Calibri" w:eastAsia="Calibri" w:hAnsi="Calibri"/>
+          <w:i/>
+          <w:iCs/>
+          <w:color w:val="B45309"/>
+          <w:sz w:val="24"/>
+          <w:szCs w:val="24"/>
+        </w:rPr>
+        <w:t xml:space="preserve">[Pause.]</w:t>
       </w:r>
     </w:p>
     <w:p>
@@ -178,33 +201,20 @@
           <w:sz w:val="24"/>
           <w:szCs w:val="24"/>
         </w:rPr>
-        <w:t xml:space="preserve">, and our presentation is titled "Locked or Leaked?"</w:t>
-      </w:r>
-    </w:p>
-    <w:p>
-      <w:pPr>
-        <w:spacing w:after="140" w:line="320"/>
-      </w:pPr>
-      <w:r>
-        <w:rPr>
-          <w:rFonts w:ascii="Calibri" w:cs="Calibri" w:eastAsia="Calibri" w:hAnsi="Calibri"/>
-          <w:sz w:val="24"/>
-          <w:szCs w:val="24"/>
-        </w:rPr>
-        <w:t xml:space="preserve">Every day we trust five platforms with our private lives: Facebook, Instagram, WhatsApp, Gmail and Telegram. Our photos, our conversations, even the OTPs for our mobile banking.</w:t>
-      </w:r>
-    </w:p>
-    <w:p>
-      <w:pPr>
-        <w:spacing w:after="140" w:line="320"/>
-      </w:pPr>
-      <w:r>
-        <w:rPr>
-          <w:rFonts w:ascii="Calibri" w:cs="Calibri" w:eastAsia="Calibri" w:hAnsi="Calibri"/>
-          <w:sz w:val="24"/>
-          <w:szCs w:val="24"/>
-        </w:rPr>
-        <w:t xml:space="preserve">We asked one question: are these accounts actually locked, or are they quietly leaking? We examined the security settings of each platform, scored them on five criteria, and by the end of these ten minutes you will know which one is the most secure, and what you can do tonight to protect your own accounts.</w:t>
+        <w:t xml:space="preserve">, and this is "Locked or Leaked?" Nusrat is not a real person, but everything that happens to her tonight happens to real students in Bangladesh every week.</w:t>
+      </w:r>
+    </w:p>
+    <w:p>
+      <w:pPr>
+        <w:spacing w:after="140" w:line="320"/>
+      </w:pPr>
+      <w:r>
+        <w:rPr>
+          <w:rFonts w:ascii="Calibri" w:cs="Calibri" w:eastAsia="Calibri" w:hAnsi="Calibri"/>
+          <w:sz w:val="24"/>
+          <w:szCs w:val="24"/>
+        </w:rPr>
+        <w:t xml:space="preserve">Over the next ten minutes, we will follow the attacker through five doors into Nusrat's life: WhatsApp, Gmail, Facebook, Instagram and Telegram. At each door we ask one question: was the lock strong, or did it leak?</w:t>
       </w:r>
     </w:p>
     <w:p>
@@ -223,7 +233,7 @@
           <w:sz w:val="26"/>
           <w:szCs w:val="26"/>
         </w:rPr>
-        <w:t xml:space="preserve">Slide 2: Account hacking is the most common cybercrime in Bangladesh</w:t>
+        <w:t xml:space="preserve">Slide 2: In 81 minutes, one shared code cost Nusrat four accounts</w:t>
       </w:r>
       <w:r>
         <w:rPr>
@@ -245,141 +255,126 @@
           <w:sz w:val="24"/>
           <w:szCs w:val="24"/>
         </w:rPr>
-        <w:t xml:space="preserve">Why does this matter? These figures come from the Cyber Crime Awareness Foundation's 2024 study of cybercrime victims in Bangladesh.</w:t>
-      </w:r>
-    </w:p>
-    <w:p>
-      <w:pPr>
-        <w:spacing w:after="140" w:line="320"/>
-      </w:pPr>
-      <w:r>
-        <w:rPr>
-          <w:rFonts w:ascii="Calibri" w:cs="Calibri" w:eastAsia="Calibri" w:hAnsi="Calibri"/>
-          <w:i/>
-          <w:iCs/>
-          <w:color w:val="B45309"/>
-          <w:sz w:val="24"/>
-          <w:szCs w:val="24"/>
-        </w:rPr>
-        <w:t xml:space="preserve">[First card.]</w:t>
-      </w:r>
-      <w:r>
-        <w:rPr>
-          <w:rFonts w:ascii="Calibri" w:cs="Calibri" w:eastAsia="Calibri" w:hAnsi="Calibri"/>
-          <w:sz w:val="24"/>
-          <w:szCs w:val="24"/>
-        </w:rPr>
-        <w:t xml:space="preserve"> Social media and online account hacking was the most common offence, affecting 21.65 percent of victims.</w:t>
-      </w:r>
-    </w:p>
-    <w:p>
-      <w:pPr>
-        <w:spacing w:after="140" w:line="320"/>
-      </w:pPr>
-      <w:r>
-        <w:rPr>
-          <w:rFonts w:ascii="Calibri" w:cs="Calibri" w:eastAsia="Calibri" w:hAnsi="Calibri"/>
-          <w:i/>
-          <w:iCs/>
-          <w:color w:val="B45309"/>
-          <w:sz w:val="24"/>
-          <w:szCs w:val="24"/>
-        </w:rPr>
-        <w:t xml:space="preserve">[Second card.]</w:t>
-      </w:r>
-      <w:r>
-        <w:rPr>
-          <w:rFonts w:ascii="Calibri" w:cs="Calibri" w:eastAsia="Calibri" w:hAnsi="Calibri"/>
-          <w:sz w:val="24"/>
-          <w:szCs w:val="24"/>
-        </w:rPr>
-        <w:t xml:space="preserve"> About 59 percent of victims were women. For many of them, a hacked account leads to leaked photos, blackmail and harassment.</w:t>
-      </w:r>
-    </w:p>
-    <w:p>
-      <w:pPr>
-        <w:spacing w:after="140" w:line="320"/>
-      </w:pPr>
-      <w:r>
-        <w:rPr>
-          <w:rFonts w:ascii="Calibri" w:cs="Calibri" w:eastAsia="Calibri" w:hAnsi="Calibri"/>
-          <w:i/>
-          <w:iCs/>
-          <w:color w:val="B45309"/>
-          <w:sz w:val="24"/>
-          <w:szCs w:val="24"/>
-        </w:rPr>
-        <w:t xml:space="preserve">[Third card.]</w:t>
-      </w:r>
-      <w:r>
-        <w:rPr>
-          <w:rFonts w:ascii="Calibri" w:cs="Calibri" w:eastAsia="Calibri" w:hAnsi="Calibri"/>
-          <w:sz w:val="24"/>
-          <w:szCs w:val="24"/>
-        </w:rPr>
-        <w:t xml:space="preserve"> 78.78 percent of victims were between 18 and 30, which is exactly our age group.</w:t>
-      </w:r>
-    </w:p>
-    <w:p>
-      <w:pPr>
-        <w:spacing w:after="140" w:line="320"/>
-      </w:pPr>
-      <w:r>
-        <w:rPr>
-          <w:rFonts w:ascii="Calibri" w:cs="Calibri" w:eastAsia="Calibri" w:hAnsi="Calibri"/>
-          <w:i/>
-          <w:iCs/>
-          <w:color w:val="B45309"/>
-          <w:sz w:val="24"/>
-          <w:szCs w:val="24"/>
-        </w:rPr>
-        <w:t xml:space="preserve">[Fourth card.]</w:t>
-      </w:r>
-      <w:r>
-        <w:rPr>
-          <w:rFonts w:ascii="Calibri" w:cs="Calibri" w:eastAsia="Calibri" w:hAnsi="Calibri"/>
-          <w:sz w:val="24"/>
-          <w:szCs w:val="24"/>
-        </w:rPr>
-        <w:t xml:space="preserve"> Yet only 12 percent reported it to the police.</w:t>
-      </w:r>
-    </w:p>
-    <w:p>
-      <w:pPr>
-        <w:spacing w:after="140" w:line="320"/>
-      </w:pPr>
-      <w:r>
-        <w:rPr>
-          <w:rFonts w:ascii="Calibri" w:cs="Calibri" w:eastAsia="Calibri" w:hAnsi="Calibri"/>
-          <w:i/>
-          <w:iCs/>
-          <w:color w:val="B45309"/>
-          <w:sz w:val="24"/>
-          <w:szCs w:val="24"/>
-        </w:rPr>
-        <w:t xml:space="preserve">[Bottom band.]</w:t>
-      </w:r>
-      <w:r>
-        <w:rPr>
-          <w:rFonts w:ascii="Calibri" w:cs="Calibri" w:eastAsia="Calibri" w:hAnsi="Calibri"/>
-          <w:sz w:val="24"/>
-          <w:szCs w:val="24"/>
-        </w:rPr>
-        <w:t xml:space="preserve"> Around 64 million Bangladeshis use Facebook alone. Criminals no longer need to hack a computer; they simply take over an account.</w:t>
-      </w:r>
-    </w:p>
-    <w:p>
-      <w:pPr>
-        <w:spacing w:after="140" w:line="320"/>
-      </w:pPr>
-      <w:r>
-        <w:rPr>
-          <w:rFonts w:ascii="Calibri" w:cs="Calibri" w:eastAsia="Calibri" w:hAnsi="Calibri"/>
-          <w:sz w:val="24"/>
-          <w:szCs w:val="24"/>
-        </w:rPr>
-        <w:t xml:space="preserve">So how strong are the locks these platforms give us? </w:t>
-      </w:r>
+        <w:t xml:space="preserve">Here is how Nusrat's night unfolded. </w:t>
+      </w:r>
+      <w:r>
+        <w:rPr>
+          <w:rFonts w:ascii="Calibri" w:cs="Calibri" w:eastAsia="Calibri" w:hAnsi="Calibri"/>
+          <w:i/>
+          <w:iCs/>
+          <w:color w:val="B45309"/>
+          <w:sz w:val="24"/>
+          <w:szCs w:val="24"/>
+        </w:rPr>
+        <w:t xml:space="preserve">[Follow the timeline left to right.]</w:t>
+      </w:r>
+    </w:p>
+    <w:p>
+      <w:pPr>
+        <w:spacing w:after="140" w:line="320"/>
+      </w:pPr>
+      <w:r>
+        <w:rPr>
+          <w:rFonts w:ascii="Calibri" w:cs="Calibri" w:eastAsia="Calibri" w:hAnsi="Calibri"/>
+          <w:sz w:val="24"/>
+          <w:szCs w:val="24"/>
+        </w:rPr>
+        <w:t xml:space="preserve">11:49: she shares the code. She never set a two-step PIN, so the attacker takes her WhatsApp.</w:t>
+      </w:r>
+    </w:p>
+    <w:p>
+      <w:pPr>
+        <w:spacing w:after="140" w:line="320"/>
+      </w:pPr>
+      <w:r>
+        <w:rPr>
+          <w:rFonts w:ascii="Calibri" w:cs="Calibri" w:eastAsia="Calibri" w:hAnsi="Calibri"/>
+          <w:sz w:val="24"/>
+          <w:szCs w:val="24"/>
+        </w:rPr>
+        <w:t xml:space="preserve">11:58: her friends start receiving messages from "Nusrat" asking them to send money by bKash urgently.</w:t>
+      </w:r>
+    </w:p>
+    <w:p>
+      <w:pPr>
+        <w:spacing w:after="140" w:line="320"/>
+      </w:pPr>
+      <w:r>
+        <w:rPr>
+          <w:rFonts w:ascii="Calibri" w:cs="Calibri" w:eastAsia="Calibri" w:hAnsi="Calibri"/>
+          <w:sz w:val="24"/>
+          <w:szCs w:val="24"/>
+        </w:rPr>
+        <w:t xml:space="preserve">12:20: the attacker sends her a fake "Facebook copyright violation" link. She logs in on the fake page. She uses the same password for Gmail.</w:t>
+      </w:r>
+    </w:p>
+    <w:p>
+      <w:pPr>
+        <w:spacing w:after="140" w:line="320"/>
+      </w:pPr>
+      <w:r>
+        <w:rPr>
+          <w:rFonts w:ascii="Calibri" w:cs="Calibri" w:eastAsia="Calibri" w:hAnsi="Calibri"/>
+          <w:sz w:val="24"/>
+          <w:szCs w:val="24"/>
+        </w:rPr>
+        <w:t xml:space="preserve">12:35: from her Gmail, the attacker resets her Facebook password and replaces her recovery email and phone number.</w:t>
+      </w:r>
+    </w:p>
+    <w:p>
+      <w:pPr>
+        <w:spacing w:after="140" w:line="320"/>
+      </w:pPr>
+      <w:r>
+        <w:rPr>
+          <w:rFonts w:ascii="Calibri" w:cs="Calibri" w:eastAsia="Calibri" w:hAnsi="Calibri"/>
+          <w:sz w:val="24"/>
+          <w:szCs w:val="24"/>
+        </w:rPr>
+        <w:t xml:space="preserve">1:10: Instagram falls next, and her private messages are used to blackmail her.</w:t>
+      </w:r>
+    </w:p>
+    <w:p>
+      <w:pPr>
+        <w:spacing w:after="140" w:line="320"/>
+      </w:pPr>
+      <w:r>
+        <w:rPr>
+          <w:rFonts w:ascii="Calibri" w:cs="Calibri" w:eastAsia="Calibri" w:hAnsi="Calibri"/>
+          <w:sz w:val="24"/>
+          <w:szCs w:val="24"/>
+        </w:rPr>
+        <w:t xml:space="preserve">81 minutes. Four accounts.</w:t>
+      </w:r>
+    </w:p>
+    <w:p>
+      <w:pPr>
+        <w:spacing w:after="140" w:line="320"/>
+      </w:pPr>
+      <w:r>
+        <w:rPr>
+          <w:rFonts w:ascii="Calibri" w:cs="Calibri" w:eastAsia="Calibri" w:hAnsi="Calibri"/>
+          <w:i/>
+          <w:iCs/>
+          <w:color w:val="B45309"/>
+          <w:sz w:val="24"/>
+          <w:szCs w:val="24"/>
+        </w:rPr>
+        <w:t xml:space="preserve">[Point to the bottom row.]</w:t>
+      </w:r>
+      <w:r>
+        <w:rPr>
+          <w:rFonts w:ascii="Calibri" w:cs="Calibri" w:eastAsia="Calibri" w:hAnsi="Calibri"/>
+          <w:sz w:val="24"/>
+          <w:szCs w:val="24"/>
+        </w:rPr>
+        <w:t xml:space="preserve"> And this is not just a story. In the Cyber Crime Awareness Foundation's 2024 study, account hacking was the number one cybercrime. About 59 percent of victims were women, 78.78 percent were aged 18 to 30, and only 12 percent went to the police.</w:t>
+      </w:r>
+    </w:p>
+    <w:p>
+      <w:pPr>
+        <w:spacing w:after="140" w:line="320"/>
+      </w:pPr>
       <w:r>
         <w:rPr>
           <w:rFonts w:ascii="Calibri" w:cs="Calibri" w:eastAsia="Calibri" w:hAnsi="Calibri"/>
@@ -394,7 +389,7 @@
           <w:sz w:val="24"/>
           <w:szCs w:val="24"/>
         </w:rPr>
-        <w:t xml:space="preserve"> will explain how we tested them.</w:t>
+        <w:t xml:space="preserve"> will explain how we investigated each door.</w:t>
       </w:r>
     </w:p>
     <w:p>
@@ -435,7 +430,7 @@
           <w:sz w:val="26"/>
           <w:szCs w:val="26"/>
         </w:rPr>
-        <w:t xml:space="preserve">Slide 3: We assessed five platforms against five security criteria</w:t>
+        <w:t xml:space="preserve">Slide 3: We retraced the attacker’s path and tested every lock</w:t>
       </w:r>
       <w:r>
         <w:rPr>
@@ -473,133 +468,70 @@
           <w:sz w:val="24"/>
           <w:szCs w:val="24"/>
         </w:rPr>
-        <w:t xml:space="preserve">. To judge security fairly, we did not rely on opinions; we used a simple, repeatable method.</w:t>
-      </w:r>
-    </w:p>
-    <w:p>
-      <w:pPr>
-        <w:spacing w:after="140" w:line="320"/>
-      </w:pPr>
-      <w:r>
-        <w:rPr>
-          <w:rFonts w:ascii="Calibri" w:cs="Calibri" w:eastAsia="Calibri" w:hAnsi="Calibri"/>
-          <w:i/>
-          <w:iCs/>
-          <w:color w:val="B45309"/>
-          <w:sz w:val="24"/>
-          <w:szCs w:val="24"/>
-        </w:rPr>
-        <w:t xml:space="preserve">[Top row.]</w:t>
-      </w:r>
-      <w:r>
-        <w:rPr>
-          <w:rFonts w:ascii="Calibri" w:cs="Calibri" w:eastAsia="Calibri" w:hAnsi="Calibri"/>
-          <w:sz w:val="24"/>
-          <w:szCs w:val="24"/>
-        </w:rPr>
-        <w:t xml:space="preserve"> First, we explored every security setting on our own accounts. Second, we verified what we found against official help pages and recent news. Third, we scored each platform.</w:t>
-      </w:r>
-    </w:p>
-    <w:p>
-      <w:pPr>
-        <w:spacing w:after="140" w:line="320"/>
-      </w:pPr>
-      <w:r>
-        <w:rPr>
-          <w:rFonts w:ascii="Calibri" w:cs="Calibri" w:eastAsia="Calibri" w:hAnsi="Calibri"/>
-          <w:i/>
-          <w:iCs/>
-          <w:color w:val="B45309"/>
-          <w:sz w:val="24"/>
-          <w:szCs w:val="24"/>
-        </w:rPr>
-        <w:t xml:space="preserve">[Bottom cards.]</w:t>
-      </w:r>
-      <w:r>
-        <w:rPr>
-          <w:rFonts w:ascii="Calibri" w:cs="Calibri" w:eastAsia="Calibri" w:hAnsi="Calibri"/>
-          <w:sz w:val="24"/>
-          <w:szCs w:val="24"/>
-        </w:rPr>
-        <w:t xml:space="preserve"> Every platform was asked the same five questions:</w:t>
-      </w:r>
-    </w:p>
-    <w:p>
-      <w:pPr>
-        <w:spacing w:after="140" w:line="320"/>
-      </w:pPr>
-      <w:r>
-        <w:rPr>
-          <w:rFonts w:ascii="Calibri" w:cs="Calibri" w:eastAsia="Calibri" w:hAnsi="Calibri"/>
-          <w:sz w:val="24"/>
-          <w:szCs w:val="24"/>
-        </w:rPr>
-        <w:t xml:space="preserve">One, login protection: if my password is stolen, is there a second lock such as two-factor authentication or a passkey?</w:t>
-      </w:r>
-    </w:p>
-    <w:p>
-      <w:pPr>
-        <w:spacing w:after="140" w:line="320"/>
-      </w:pPr>
-      <w:r>
-        <w:rPr>
-          <w:rFonts w:ascii="Calibri" w:cs="Calibri" w:eastAsia="Calibri" w:hAnsi="Calibri"/>
-          <w:sz w:val="24"/>
-          <w:szCs w:val="24"/>
-        </w:rPr>
-        <w:t xml:space="preserve">Two, encryption by default: can the company itself read my messages?</w:t>
-      </w:r>
-    </w:p>
-    <w:p>
-      <w:pPr>
-        <w:spacing w:after="140" w:line="320"/>
-      </w:pPr>
-      <w:r>
-        <w:rPr>
-          <w:rFonts w:ascii="Calibri" w:cs="Calibri" w:eastAsia="Calibri" w:hAnsi="Calibri"/>
-          <w:sz w:val="24"/>
-          <w:szCs w:val="24"/>
-        </w:rPr>
-        <w:t xml:space="preserve">Three, threat alerts: will it warn me when something suspicious happens?</w:t>
-      </w:r>
-    </w:p>
-    <w:p>
-      <w:pPr>
-        <w:spacing w:after="140" w:line="320"/>
-      </w:pPr>
-      <w:r>
-        <w:rPr>
-          <w:rFonts w:ascii="Calibri" w:cs="Calibri" w:eastAsia="Calibri" w:hAnsi="Calibri"/>
-          <w:sz w:val="24"/>
-          <w:szCs w:val="24"/>
-        </w:rPr>
-        <w:t xml:space="preserve">Four, recovery safety: can a hacker lock me out permanently?</w:t>
-      </w:r>
-    </w:p>
-    <w:p>
-      <w:pPr>
-        <w:spacing w:after="140" w:line="320"/>
-      </w:pPr>
-      <w:r>
-        <w:rPr>
-          <w:rFonts w:ascii="Calibri" w:cs="Calibri" w:eastAsia="Calibri" w:hAnsi="Calibri"/>
-          <w:sz w:val="24"/>
-          <w:szCs w:val="24"/>
-        </w:rPr>
-        <w:t xml:space="preserve">Five, privacy controls: can strangers find and contact me?</w:t>
-      </w:r>
-    </w:p>
-    <w:p>
-      <w:pPr>
-        <w:spacing w:after="140" w:line="320"/>
-      </w:pPr>
-      <w:r>
-        <w:rPr>
-          <w:rFonts w:ascii="Calibri" w:cs="Calibri" w:eastAsia="Calibri" w:hAnsi="Calibri"/>
-          <w:sz w:val="24"/>
-          <w:szCs w:val="24"/>
-        </w:rPr>
-        <w:t xml:space="preserve">Each criterion is scored from 1 to 5, giving a maximum of 25. Let us begin with the platform almost everyone in Bangladesh uses: Facebook.</w:t>
+        <w:t xml:space="preserve">. So we became investigators. We retraced the attacker's path through Nusrat's five accounts, the five doors you see at the top. Four were breached that night. The fifth, Telegram, was not attacked, but as you will see, it was not as safe as she believed.</w:t>
+      </w:r>
+    </w:p>
+    <w:p>
+      <w:pPr>
+        <w:spacing w:after="140" w:line="320"/>
+      </w:pPr>
+      <w:r>
+        <w:rPr>
+          <w:rFonts w:ascii="Calibri" w:cs="Calibri" w:eastAsia="Calibri" w:hAnsi="Calibri"/>
+          <w:sz w:val="24"/>
+          <w:szCs w:val="24"/>
+        </w:rPr>
+        <w:t xml:space="preserve">For each platform, we opened the security settings on our own phones and checked them against official help pages and recent news. Then we tested each door with the same five lock tests. </w:t>
+      </w:r>
+      <w:r>
+        <w:rPr>
+          <w:rFonts w:ascii="Calibri" w:cs="Calibri" w:eastAsia="Calibri" w:hAnsi="Calibri"/>
+          <w:i/>
+          <w:iCs/>
+          <w:color w:val="B45309"/>
+          <w:sz w:val="24"/>
+          <w:szCs w:val="24"/>
+        </w:rPr>
+        <w:t xml:space="preserve">[Point to the bottom row.]</w:t>
+      </w:r>
+    </w:p>
+    <w:p>
+      <w:pPr>
+        <w:spacing w:after="140" w:line="320"/>
+      </w:pPr>
+      <w:r>
+        <w:rPr>
+          <w:rFonts w:ascii="Calibri" w:cs="Calibri" w:eastAsia="Calibri" w:hAnsi="Calibri"/>
+          <w:sz w:val="24"/>
+          <w:szCs w:val="24"/>
+        </w:rPr>
+        <w:t xml:space="preserve">Can a stolen password alone get in? Can the company read my messages? Will it warn me about an attack? Can a hacker lock me out permanently? And can strangers find and contact me?</w:t>
+      </w:r>
+    </w:p>
+    <w:p>
+      <w:pPr>
+        <w:spacing w:after="140" w:line="320"/>
+      </w:pPr>
+      <w:r>
+        <w:rPr>
+          <w:rFonts w:ascii="Calibri" w:cs="Calibri" w:eastAsia="Calibri" w:hAnsi="Calibri"/>
+          <w:sz w:val="24"/>
+          <w:szCs w:val="24"/>
+        </w:rPr>
+        <w:t xml:space="preserve">Each test is scored from 1 to 5, so a perfect door scores 25.</w:t>
+      </w:r>
+    </w:p>
+    <w:p>
+      <w:pPr>
+        <w:spacing w:after="140" w:line="320"/>
+      </w:pPr>
+      <w:r>
+        <w:rPr>
+          <w:rFonts w:ascii="Calibri" w:cs="Calibri" w:eastAsia="Calibri" w:hAnsi="Calibri"/>
+          <w:sz w:val="24"/>
+          <w:szCs w:val="24"/>
+        </w:rPr>
+        <w:t xml:space="preserve">Let us start where the attack started: WhatsApp, at 11:49.</w:t>
       </w:r>
     </w:p>
     <w:p>
@@ -618,7 +550,7 @@
           <w:sz w:val="26"/>
           <w:szCs w:val="26"/>
         </w:rPr>
-        <w:t xml:space="preserve">Slide 4: Facebook: strong login tools, but weak account recovery</w:t>
+        <w:t xml:space="preserve">Slide 4: Door 1 – WhatsApp: the strongest lock, opened from the inside</w:t>
       </w:r>
       <w:r>
         <w:rPr>
@@ -640,109 +572,93 @@
           <w:sz w:val="24"/>
           <w:szCs w:val="24"/>
         </w:rPr>
-        <w:t xml:space="preserve">Facebook scored 16 out of 25.</w:t>
-      </w:r>
-    </w:p>
-    <w:p>
-      <w:pPr>
-        <w:spacing w:after="140" w:line="320"/>
-      </w:pPr>
-      <w:r>
-        <w:rPr>
-          <w:rFonts w:ascii="Calibri" w:cs="Calibri" w:eastAsia="Calibri" w:hAnsi="Calibri"/>
-          <w:i/>
-          <w:iCs/>
-          <w:color w:val="B45309"/>
-          <w:sz w:val="24"/>
-          <w:szCs w:val="24"/>
-        </w:rPr>
-        <w:t xml:space="preserve">[Left column.]</w:t>
-      </w:r>
-      <w:r>
-        <w:rPr>
-          <w:rFonts w:ascii="Calibri" w:cs="Calibri" w:eastAsia="Calibri" w:hAnsi="Calibri"/>
-          <w:sz w:val="24"/>
-          <w:szCs w:val="24"/>
-        </w:rPr>
-        <w:t xml:space="preserve"> It offers strong login tools. In Accounts Center, under Password and security, you can enable two-factor authentication using an authenticator app, SMS or a physical security key. It sends login alerts and lets you log out unknown devices remotely. Since June 2025 it supports passkeys, so your fingerprint or face replaces your password. Profile lock hides your photos from strangers, and Messenger chats have been end-to-end encrypted by default since December 2023.</w:t>
-      </w:r>
-    </w:p>
-    <w:p>
-      <w:pPr>
-        <w:spacing w:after="140" w:line="320"/>
-      </w:pPr>
-      <w:r>
-        <w:rPr>
-          <w:rFonts w:ascii="Calibri" w:cs="Calibri" w:eastAsia="Calibri" w:hAnsi="Calibri"/>
-          <w:i/>
-          <w:iCs/>
-          <w:color w:val="B45309"/>
-          <w:sz w:val="24"/>
-          <w:szCs w:val="24"/>
-        </w:rPr>
-        <w:t xml:space="preserve">[Score chart.]</w:t>
-      </w:r>
-      <w:r>
-        <w:rPr>
-          <w:rFonts w:ascii="Calibri" w:cs="Calibri" w:eastAsia="Calibri" w:hAnsi="Calibri"/>
-          <w:sz w:val="24"/>
-          <w:szCs w:val="24"/>
-        </w:rPr>
-        <w:t xml:space="preserve"> Notice its lowest score: recovery safety, only 2.</w:t>
-      </w:r>
-    </w:p>
-    <w:p>
-      <w:pPr>
-        <w:spacing w:after="140" w:line="320"/>
-      </w:pPr>
-      <w:r>
-        <w:rPr>
-          <w:rFonts w:ascii="Calibri" w:cs="Calibri" w:eastAsia="Calibri" w:hAnsi="Calibri"/>
-          <w:i/>
-          <w:iCs/>
-          <w:color w:val="B45309"/>
-          <w:sz w:val="24"/>
-          <w:szCs w:val="24"/>
-        </w:rPr>
-        <w:t xml:space="preserve">[Key gap.]</w:t>
-      </w:r>
-      <w:r>
-        <w:rPr>
-          <w:rFonts w:ascii="Calibri" w:cs="Calibri" w:eastAsia="Calibri" w:hAnsi="Calibri"/>
-          <w:sz w:val="24"/>
-          <w:szCs w:val="24"/>
-        </w:rPr>
-        <w:t xml:space="preserve"> Once hackers get in, they change the recovery email and phone within minutes, and getting the account back is slow and automated.</w:t>
-      </w:r>
-    </w:p>
-    <w:p>
-      <w:pPr>
-        <w:spacing w:after="140" w:line="320"/>
-      </w:pPr>
-      <w:r>
-        <w:rPr>
-          <w:rFonts w:ascii="Calibri" w:cs="Calibri" w:eastAsia="Calibri" w:hAnsi="Calibri"/>
-          <w:i/>
-          <w:iCs/>
-          <w:color w:val="B45309"/>
-          <w:sz w:val="24"/>
-          <w:szCs w:val="24"/>
-        </w:rPr>
-        <w:t xml:space="preserve">[Recommendation.]</w:t>
-      </w:r>
-      <w:r>
-        <w:rPr>
-          <w:rFonts w:ascii="Calibri" w:cs="Calibri" w:eastAsia="Calibri" w:hAnsi="Calibri"/>
-          <w:sz w:val="24"/>
-          <w:szCs w:val="24"/>
-        </w:rPr>
-        <w:t xml:space="preserve"> We propose a 48-hour cool-down before recovery details can change, with alerts to the old contacts, and human support in Bangla.</w:t>
-      </w:r>
-    </w:p>
-    <w:p>
-      <w:pPr>
-        <w:spacing w:after="140" w:line="320"/>
-      </w:pPr>
+        <w:t xml:space="preserve">Door one: WhatsApp, 11:49 PM. Score: 20 out of 25, joint highest.</w:t>
+      </w:r>
+    </w:p>
+    <w:p>
+      <w:pPr>
+        <w:spacing w:after="140" w:line="320"/>
+      </w:pPr>
+      <w:r>
+        <w:rPr>
+          <w:rFonts w:ascii="Calibri" w:cs="Calibri" w:eastAsia="Calibri" w:hAnsi="Calibri"/>
+          <w:i/>
+          <w:iCs/>
+          <w:color w:val="B45309"/>
+          <w:sz w:val="24"/>
+          <w:szCs w:val="24"/>
+        </w:rPr>
+        <w:t xml:space="preserve">[Story banner.]</w:t>
+      </w:r>
+      <w:r>
+        <w:rPr>
+          <w:rFonts w:ascii="Calibri" w:cs="Calibri" w:eastAsia="Calibri" w:hAnsi="Calibri"/>
+          <w:sz w:val="24"/>
+          <w:szCs w:val="24"/>
+        </w:rPr>
+        <w:t xml:space="preserve"> Here is the irony. WhatsApp has the strongest lock of all five. Every personal chat and call is end-to-end encrypted by default; not even WhatsApp can read them. That encryption never broke. Nusrat opened the door from the inside by handing over the code.</w:t>
+      </w:r>
+    </w:p>
+    <w:p>
+      <w:pPr>
+        <w:spacing w:after="140" w:line="320"/>
+      </w:pPr>
+      <w:r>
+        <w:rPr>
+          <w:rFonts w:ascii="Calibri" w:cs="Calibri" w:eastAsia="Calibri" w:hAnsi="Calibri"/>
+          <w:i/>
+          <w:iCs/>
+          <w:color w:val="B45309"/>
+          <w:sz w:val="24"/>
+          <w:szCs w:val="24"/>
+        </w:rPr>
+        <w:t xml:space="preserve">[Left list.]</w:t>
+      </w:r>
+      <w:r>
+        <w:rPr>
+          <w:rFonts w:ascii="Calibri" w:cs="Calibri" w:eastAsia="Calibri" w:hAnsi="Calibri"/>
+          <w:sz w:val="24"/>
+          <w:szCs w:val="24"/>
+        </w:rPr>
+        <w:t xml:space="preserve"> And WhatsApp offered more locks she never used: a six-digit two-step PIN, which would have stopped this attack completely; passkeys; passkey-locked backups since October 2025; and since January 2026, Strict Account Settings, a one-tap lockdown.</w:t>
+      </w:r>
+    </w:p>
+    <w:p>
+      <w:pPr>
+        <w:spacing w:after="140" w:line="320"/>
+      </w:pPr>
+      <w:r>
+        <w:rPr>
+          <w:rFonts w:ascii="Calibri" w:cs="Calibri" w:eastAsia="Calibri" w:hAnsi="Calibri"/>
+          <w:i/>
+          <w:iCs/>
+          <w:color w:val="B45309"/>
+          <w:sz w:val="24"/>
+          <w:szCs w:val="24"/>
+        </w:rPr>
+        <w:t xml:space="preserve">[Fix card.]</w:t>
+      </w:r>
+      <w:r>
+        <w:rPr>
+          <w:rFonts w:ascii="Calibri" w:cs="Calibri" w:eastAsia="Calibri" w:hAnsi="Calibri"/>
+          <w:sz w:val="24"/>
+          <w:szCs w:val="24"/>
+        </w:rPr>
+        <w:t xml:space="preserve"> Our recommendation: when someone requests a registration code, show a clear warning in Bangla, "Never share this code, even with friends", and make the two-step PIN mandatory.</w:t>
+      </w:r>
+    </w:p>
+    <w:p>
+      <w:pPr>
+        <w:spacing w:after="140" w:line="320"/>
+      </w:pPr>
+      <w:r>
+        <w:rPr>
+          <w:rFonts w:ascii="Calibri" w:cs="Calibri" w:eastAsia="Calibri" w:hAnsi="Calibri"/>
+          <w:sz w:val="24"/>
+          <w:szCs w:val="24"/>
+        </w:rPr>
+        <w:t xml:space="preserve">With WhatsApp gone, the attacker moved to the master key. </w:t>
+      </w:r>
       <w:r>
         <w:rPr>
           <w:rFonts w:ascii="Calibri" w:cs="Calibri" w:eastAsia="Calibri" w:hAnsi="Calibri"/>
@@ -757,7 +673,7 @@
           <w:sz w:val="24"/>
           <w:szCs w:val="24"/>
         </w:rPr>
-        <w:t xml:space="preserve"> will now present Instagram.</w:t>
+        <w:t xml:space="preserve">?</w:t>
       </w:r>
     </w:p>
     <w:p>
@@ -798,7 +714,7 @@
           <w:sz w:val="26"/>
           <w:szCs w:val="26"/>
         </w:rPr>
-        <w:t xml:space="preserve">Slide 5: Instagram: useful anti-phishing tools, but DMs are not encrypted</w:t>
+        <w:t xml:space="preserve">Slide 5: Door 2 – Gmail: the master key that opens every other door</w:t>
       </w:r>
       <w:r>
         <w:rPr>
@@ -836,103 +752,105 @@
           <w:sz w:val="24"/>
           <w:szCs w:val="24"/>
         </w:rPr>
-        <w:t xml:space="preserve">. Instagram also scored 16 out of 25.</w:t>
-      </w:r>
-    </w:p>
-    <w:p>
-      <w:pPr>
-        <w:spacing w:after="140" w:line="320"/>
-      </w:pPr>
-      <w:r>
-        <w:rPr>
-          <w:rFonts w:ascii="Calibri" w:cs="Calibri" w:eastAsia="Calibri" w:hAnsi="Calibri"/>
-          <w:i/>
-          <w:iCs/>
-          <w:color w:val="B45309"/>
-          <w:sz w:val="24"/>
-          <w:szCs w:val="24"/>
-        </w:rPr>
-        <w:t xml:space="preserve">[Left column.]</w:t>
-      </w:r>
-      <w:r>
-        <w:rPr>
-          <w:rFonts w:ascii="Calibri" w:cs="Calibri" w:eastAsia="Calibri" w:hAnsi="Calibri"/>
-          <w:sz w:val="24"/>
-          <w:szCs w:val="24"/>
-        </w:rPr>
-        <w:t xml:space="preserve"> Because it shares Meta's Accounts Center, it offers the same two-factor authentication and login alerts. One feature we found especially useful is "Emails from Instagram". It lists every genuine security email Instagram sent you in the last 14 days, so if you receive a threatening email that is not on this list, you know it is phishing. Restrict and Hidden Words help against harassment, and Teen Accounts are private by default.</w:t>
-      </w:r>
-    </w:p>
-    <w:p>
-      <w:pPr>
-        <w:spacing w:after="140" w:line="320"/>
-      </w:pPr>
-      <w:r>
-        <w:rPr>
-          <w:rFonts w:ascii="Calibri" w:cs="Calibri" w:eastAsia="Calibri" w:hAnsi="Calibri"/>
-          <w:i/>
-          <w:iCs/>
-          <w:color w:val="B45309"/>
-          <w:sz w:val="24"/>
-          <w:szCs w:val="24"/>
-        </w:rPr>
-        <w:t xml:space="preserve">[Score chart.]</w:t>
-      </w:r>
-      <w:r>
-        <w:rPr>
-          <w:rFonts w:ascii="Calibri" w:cs="Calibri" w:eastAsia="Calibri" w:hAnsi="Calibri"/>
-          <w:sz w:val="24"/>
-          <w:szCs w:val="24"/>
-        </w:rPr>
-        <w:t xml:space="preserve"> But look at encryption: a score of 1.</w:t>
-      </w:r>
-    </w:p>
-    <w:p>
-      <w:pPr>
-        <w:spacing w:after="140" w:line="320"/>
-      </w:pPr>
-      <w:r>
-        <w:rPr>
-          <w:rFonts w:ascii="Calibri" w:cs="Calibri" w:eastAsia="Calibri" w:hAnsi="Calibri"/>
-          <w:i/>
-          <w:iCs/>
-          <w:color w:val="B45309"/>
-          <w:sz w:val="24"/>
-          <w:szCs w:val="24"/>
-        </w:rPr>
-        <w:t xml:space="preserve">[Key gap.]</w:t>
-      </w:r>
-      <w:r>
-        <w:rPr>
-          <w:rFonts w:ascii="Calibri" w:cs="Calibri" w:eastAsia="Calibri" w:hAnsi="Calibri"/>
-          <w:sz w:val="24"/>
-          <w:szCs w:val="24"/>
-        </w:rPr>
-        <w:t xml:space="preserve"> Instagram DMs were never end-to-end encrypted by default, and on 8 May 2026 Meta removed even the optional encrypted chats. This matters because sextortion usually begins in private messages.</w:t>
-      </w:r>
-    </w:p>
-    <w:p>
-      <w:pPr>
-        <w:spacing w:after="140" w:line="320"/>
-      </w:pPr>
-      <w:r>
-        <w:rPr>
-          <w:rFonts w:ascii="Calibri" w:cs="Calibri" w:eastAsia="Calibri" w:hAnsi="Calibri"/>
-          <w:i/>
-          <w:iCs/>
-          <w:color w:val="B45309"/>
-          <w:sz w:val="24"/>
-          <w:szCs w:val="24"/>
-        </w:rPr>
-        <w:t xml:space="preserve">[Recommendation.]</w:t>
-      </w:r>
-      <w:r>
-        <w:rPr>
-          <w:rFonts w:ascii="Calibri" w:cs="Calibri" w:eastAsia="Calibri" w:hAnsi="Calibri"/>
-          <w:sz w:val="24"/>
-          <w:szCs w:val="24"/>
-        </w:rPr>
-        <w:t xml:space="preserve"> Restore encrypted DMs as the default, and blur unsolicited explicit images for every user, not only teenagers.</w:t>
+        <w:t xml:space="preserve">. Door two: Gmail, 12:20 AM. Score: 20 out of 25, tied for first.</w:t>
+      </w:r>
+    </w:p>
+    <w:p>
+      <w:pPr>
+        <w:spacing w:after="140" w:line="320"/>
+      </w:pPr>
+      <w:r>
+        <w:rPr>
+          <w:rFonts w:ascii="Calibri" w:cs="Calibri" w:eastAsia="Calibri" w:hAnsi="Calibri"/>
+          <w:i/>
+          <w:iCs/>
+          <w:color w:val="B45309"/>
+          <w:sz w:val="24"/>
+          <w:szCs w:val="24"/>
+        </w:rPr>
+        <w:t xml:space="preserve">[Story banner.]</w:t>
+      </w:r>
+      <w:r>
+        <w:rPr>
+          <w:rFonts w:ascii="Calibri" w:cs="Calibri" w:eastAsia="Calibri" w:hAnsi="Calibri"/>
+          <w:sz w:val="24"/>
+          <w:szCs w:val="24"/>
+        </w:rPr>
+        <w:t xml:space="preserve"> The attacker sent Nusrat a fake "copyright violation" page. She typed in her password, the same password she used for Gmail. She had never switched on 2-Step Verification.</w:t>
+      </w:r>
+    </w:p>
+    <w:p>
+      <w:pPr>
+        <w:spacing w:after="140" w:line="320"/>
+      </w:pPr>
+      <w:r>
+        <w:rPr>
+          <w:rFonts w:ascii="Calibri" w:cs="Calibri" w:eastAsia="Calibri" w:hAnsi="Calibri"/>
+          <w:i/>
+          <w:iCs/>
+          <w:color w:val="B45309"/>
+          <w:sz w:val="24"/>
+          <w:szCs w:val="24"/>
+        </w:rPr>
+        <w:t xml:space="preserve">[Left list.]</w:t>
+      </w:r>
+      <w:r>
+        <w:rPr>
+          <w:rFonts w:ascii="Calibri" w:cs="Calibri" w:eastAsia="Calibri" w:hAnsi="Calibri"/>
+          <w:sz w:val="24"/>
+          <w:szCs w:val="24"/>
+        </w:rPr>
+        <w:t xml:space="preserve"> That is painful, because Gmail has the best login protection we tested. Passkeys have been the default sign-in for personal accounts since October 2023. There is 2-Step Verification, a Security Checkup and critical sign-in alerts, and Google says its filters block over 99.9 percent of phishing and malware.</w:t>
+      </w:r>
+    </w:p>
+    <w:p>
+      <w:pPr>
+        <w:spacing w:after="140" w:line="320"/>
+      </w:pPr>
+      <w:r>
+        <w:rPr>
+          <w:rFonts w:ascii="Calibri" w:cs="Calibri" w:eastAsia="Calibri" w:hAnsi="Calibri"/>
+          <w:sz w:val="24"/>
+          <w:szCs w:val="24"/>
+        </w:rPr>
+        <w:t xml:space="preserve">Why does Gmail matter so much? Because every "forgot password" link, for Facebook, Instagram, even bKash, goes to your email. Gmail is the master key.</w:t>
+      </w:r>
+    </w:p>
+    <w:p>
+      <w:pPr>
+        <w:spacing w:after="140" w:line="320"/>
+      </w:pPr>
+      <w:r>
+        <w:rPr>
+          <w:rFonts w:ascii="Calibri" w:cs="Calibri" w:eastAsia="Calibri" w:hAnsi="Calibri"/>
+          <w:i/>
+          <w:iCs/>
+          <w:color w:val="B45309"/>
+          <w:sz w:val="24"/>
+          <w:szCs w:val="24"/>
+        </w:rPr>
+        <w:t xml:space="preserve">[Fix card.]</w:t>
+      </w:r>
+      <w:r>
+        <w:rPr>
+          <w:rFonts w:ascii="Calibri" w:cs="Calibri" w:eastAsia="Calibri" w:hAnsi="Calibri"/>
+          <w:sz w:val="24"/>
+          <w:szCs w:val="24"/>
+        </w:rPr>
+        <w:t xml:space="preserve"> We recommend optional end-to-end encryption for personal mail, and special warnings for emails imitating bKash, Nagad or local banks.</w:t>
+      </w:r>
+    </w:p>
+    <w:p>
+      <w:pPr>
+        <w:spacing w:after="140" w:line="320"/>
+      </w:pPr>
+      <w:r>
+        <w:rPr>
+          <w:rFonts w:ascii="Calibri" w:cs="Calibri" w:eastAsia="Calibri" w:hAnsi="Calibri"/>
+          <w:sz w:val="24"/>
+          <w:szCs w:val="24"/>
+        </w:rPr>
+        <w:t xml:space="preserve">And with the master key, the next door opened easily.</w:t>
       </w:r>
     </w:p>
     <w:p>
@@ -951,7 +869,7 @@
           <w:sz w:val="26"/>
           <w:szCs w:val="26"/>
         </w:rPr>
-        <w:t xml:space="preserve">Slide 6: WhatsApp: encrypted by default, but exposed to code-sharing scams</w:t>
+        <w:t xml:space="preserve">Slide 6: Door 3 – Facebook: strong locks, but the attacker changed them</w:t>
       </w:r>
       <w:r>
         <w:rPr>
@@ -973,79 +891,103 @@
           <w:sz w:val="24"/>
           <w:szCs w:val="24"/>
         </w:rPr>
-        <w:t xml:space="preserve">WhatsApp scored 20 out of 25, joint highest.</w:t>
-      </w:r>
-    </w:p>
-    <w:p>
-      <w:pPr>
-        <w:spacing w:after="140" w:line="320"/>
-      </w:pPr>
-      <w:r>
-        <w:rPr>
-          <w:rFonts w:ascii="Calibri" w:cs="Calibri" w:eastAsia="Calibri" w:hAnsi="Calibri"/>
-          <w:i/>
-          <w:iCs/>
-          <w:color w:val="B45309"/>
-          <w:sz w:val="24"/>
-          <w:szCs w:val="24"/>
-        </w:rPr>
-        <w:t xml:space="preserve">[Left column.]</w:t>
-      </w:r>
-      <w:r>
-        <w:rPr>
-          <w:rFonts w:ascii="Calibri" w:cs="Calibri" w:eastAsia="Calibri" w:hAnsi="Calibri"/>
-          <w:sz w:val="24"/>
-          <w:szCs w:val="24"/>
-        </w:rPr>
-        <w:t xml:space="preserve"> Its greatest strength is that every personal chat and call is end-to-end encrypted by default. Users do not need to switch anything on, and not even WhatsApp can read the messages. It also offers a six-digit two-step verification PIN, passkey login, and since October 2025, chat backups that can be locked with a passkey. In January 2026 it added Strict Account Settings, a one-tap lockdown that blocks media from unknown senders and silences unknown callers.</w:t>
-      </w:r>
-    </w:p>
-    <w:p>
-      <w:pPr>
-        <w:spacing w:after="140" w:line="320"/>
-      </w:pPr>
-      <w:r>
-        <w:rPr>
-          <w:rFonts w:ascii="Calibri" w:cs="Calibri" w:eastAsia="Calibri" w:hAnsi="Calibri"/>
-          <w:i/>
-          <w:iCs/>
-          <w:color w:val="B45309"/>
-          <w:sz w:val="24"/>
-          <w:szCs w:val="24"/>
-        </w:rPr>
-        <w:t xml:space="preserve">[Key gap.]</w:t>
-      </w:r>
-      <w:r>
-        <w:rPr>
-          <w:rFonts w:ascii="Calibri" w:cs="Calibri" w:eastAsia="Calibri" w:hAnsi="Calibri"/>
-          <w:sz w:val="24"/>
-          <w:szCs w:val="24"/>
-        </w:rPr>
-        <w:t xml:space="preserve"> So how are WhatsApp accounts still hijacked in Bangladesh? Usually through deception, not by breaking encryption. A message arrives: "I sent my code to your number by mistake, please forward it." Once you share it, the account is gone.</w:t>
-      </w:r>
-    </w:p>
-    <w:p>
-      <w:pPr>
-        <w:spacing w:after="140" w:line="320"/>
-      </w:pPr>
-      <w:r>
-        <w:rPr>
-          <w:rFonts w:ascii="Calibri" w:cs="Calibri" w:eastAsia="Calibri" w:hAnsi="Calibri"/>
-          <w:i/>
-          <w:iCs/>
-          <w:color w:val="B45309"/>
-          <w:sz w:val="24"/>
-          <w:szCs w:val="24"/>
-        </w:rPr>
-        <w:t xml:space="preserve">[Recommendation.]</w:t>
-      </w:r>
-      <w:r>
-        <w:rPr>
-          <w:rFonts w:ascii="Calibri" w:cs="Calibri" w:eastAsia="Calibri" w:hAnsi="Calibri"/>
-          <w:sz w:val="24"/>
-          <w:szCs w:val="24"/>
-        </w:rPr>
-        <w:t xml:space="preserve"> A clear warning in Bangla whenever a code is requested, and a mandatory two-step PIN.</w:t>
+        <w:t xml:space="preserve">Door three: Facebook, 12:35 AM. Score: 16 out of 25.</w:t>
+      </w:r>
+    </w:p>
+    <w:p>
+      <w:pPr>
+        <w:spacing w:after="140" w:line="320"/>
+      </w:pPr>
+      <w:r>
+        <w:rPr>
+          <w:rFonts w:ascii="Calibri" w:cs="Calibri" w:eastAsia="Calibri" w:hAnsi="Calibri"/>
+          <w:i/>
+          <w:iCs/>
+          <w:color w:val="B45309"/>
+          <w:sz w:val="24"/>
+          <w:szCs w:val="24"/>
+        </w:rPr>
+        <w:t xml:space="preserve">[Story banner.]</w:t>
+      </w:r>
+      <w:r>
+        <w:rPr>
+          <w:rFonts w:ascii="Calibri" w:cs="Calibri" w:eastAsia="Calibri" w:hAnsi="Calibri"/>
+          <w:sz w:val="24"/>
+          <w:szCs w:val="24"/>
+        </w:rPr>
+        <w:t xml:space="preserve"> With Gmail in hand, the attacker clicked "forgot password" on Facebook, received the reset link, and then did what every attacker does first: replaced Nusrat's recovery email and phone number. By morning, Facebook believed he was Nusrat.</w:t>
+      </w:r>
+    </w:p>
+    <w:p>
+      <w:pPr>
+        <w:spacing w:after="140" w:line="320"/>
+      </w:pPr>
+      <w:r>
+        <w:rPr>
+          <w:rFonts w:ascii="Calibri" w:cs="Calibri" w:eastAsia="Calibri" w:hAnsi="Calibri"/>
+          <w:i/>
+          <w:iCs/>
+          <w:color w:val="B45309"/>
+          <w:sz w:val="24"/>
+          <w:szCs w:val="24"/>
+        </w:rPr>
+        <w:t xml:space="preserve">[Left list.]</w:t>
+      </w:r>
+      <w:r>
+        <w:rPr>
+          <w:rFonts w:ascii="Calibri" w:cs="Calibri" w:eastAsia="Calibri" w:hAnsi="Calibri"/>
+          <w:sz w:val="24"/>
+          <w:szCs w:val="24"/>
+        </w:rPr>
+        <w:t xml:space="preserve"> Facebook actually has good locks: two-factor authentication through an app, SMS or a security key; login alerts; passkeys since June 2025; profile lock; and encrypted Messenger chats. But a lock only helps if it is switched on.</w:t>
+      </w:r>
+    </w:p>
+    <w:p>
+      <w:pPr>
+        <w:spacing w:after="140" w:line="320"/>
+      </w:pPr>
+      <w:r>
+        <w:rPr>
+          <w:rFonts w:ascii="Calibri" w:cs="Calibri" w:eastAsia="Calibri" w:hAnsi="Calibri"/>
+          <w:i/>
+          <w:iCs/>
+          <w:color w:val="B45309"/>
+          <w:sz w:val="24"/>
+          <w:szCs w:val="24"/>
+        </w:rPr>
+        <w:t xml:space="preserve">[Score panel.]</w:t>
+      </w:r>
+      <w:r>
+        <w:rPr>
+          <w:rFonts w:ascii="Calibri" w:cs="Calibri" w:eastAsia="Calibri" w:hAnsi="Calibri"/>
+          <w:sz w:val="24"/>
+          <w:szCs w:val="24"/>
+        </w:rPr>
+        <w:t xml:space="preserve"> Its weakest score is recovery safety: just 2 out of 5. Changing recovery details takes minutes; getting your account back can take weeks.</w:t>
+      </w:r>
+    </w:p>
+    <w:p>
+      <w:pPr>
+        <w:spacing w:after="140" w:line="320"/>
+      </w:pPr>
+      <w:r>
+        <w:rPr>
+          <w:rFonts w:ascii="Calibri" w:cs="Calibri" w:eastAsia="Calibri" w:hAnsi="Calibri"/>
+          <w:i/>
+          <w:iCs/>
+          <w:color w:val="B45309"/>
+          <w:sz w:val="24"/>
+          <w:szCs w:val="24"/>
+        </w:rPr>
+        <w:t xml:space="preserve">[Fix card.]</w:t>
+      </w:r>
+      <w:r>
+        <w:rPr>
+          <w:rFonts w:ascii="Calibri" w:cs="Calibri" w:eastAsia="Calibri" w:hAnsi="Calibri"/>
+          <w:sz w:val="24"/>
+          <w:szCs w:val="24"/>
+        </w:rPr>
+        <w:t xml:space="preserve"> We propose a 48-hour cool-down before recovery details can change, with alerts sent to the old email and phone, and real human support in Bangla.</w:t>
       </w:r>
     </w:p>
     <w:p>
@@ -1066,7 +1008,7 @@
           <w:sz w:val="24"/>
           <w:szCs w:val="24"/>
         </w:rPr>
-        <w:t xml:space="preserve"> will now cover Gmail.</w:t>
+        <w:t xml:space="preserve"> will take us to the next door.</w:t>
       </w:r>
     </w:p>
     <w:p>
@@ -1107,7 +1049,7 @@
           <w:sz w:val="26"/>
           <w:szCs w:val="26"/>
         </w:rPr>
-        <w:t xml:space="preserve">Slide 7: Gmail: the best account protection, guarding the master key</w:t>
+        <w:t xml:space="preserve">Slide 7: Door 4 – Instagram: her private messages were never truly private</w:t>
       </w:r>
       <w:r>
         <w:rPr>
@@ -1145,79 +1087,103 @@
           <w:sz w:val="24"/>
           <w:szCs w:val="24"/>
         </w:rPr>
-        <w:t xml:space="preserve">. Gmail also scored 20 out of 25, tied with WhatsApp.</w:t>
-      </w:r>
-    </w:p>
-    <w:p>
-      <w:pPr>
-        <w:spacing w:after="140" w:line="320"/>
-      </w:pPr>
-      <w:r>
-        <w:rPr>
-          <w:rFonts w:ascii="Calibri" w:cs="Calibri" w:eastAsia="Calibri" w:hAnsi="Calibri"/>
-          <w:i/>
-          <w:iCs/>
-          <w:color w:val="B45309"/>
-          <w:sz w:val="24"/>
-          <w:szCs w:val="24"/>
-        </w:rPr>
-        <w:t xml:space="preserve">[Left column.]</w:t>
-      </w:r>
-      <w:r>
-        <w:rPr>
-          <w:rFonts w:ascii="Calibri" w:cs="Calibri" w:eastAsia="Calibri" w:hAnsi="Calibri"/>
-          <w:sz w:val="24"/>
-          <w:szCs w:val="24"/>
-        </w:rPr>
-        <w:t xml:space="preserve"> Gmail has the strongest login protection of the five. Since October 2023, passkeys have been the default sign-in method for personal Google accounts. It also provides 2-Step Verification, a Security Checkup and critical security alerts. Google reports that its filters block more than 99.9 percent of phishing and malware. For journalists and activists, the Advanced Protection Program requires a hardware key.</w:t>
-      </w:r>
-    </w:p>
-    <w:p>
-      <w:pPr>
-        <w:spacing w:after="140" w:line="320"/>
-      </w:pPr>
-      <w:r>
-        <w:rPr>
-          <w:rFonts w:ascii="Calibri" w:cs="Calibri" w:eastAsia="Calibri" w:hAnsi="Calibri"/>
-          <w:i/>
-          <w:iCs/>
-          <w:color w:val="B45309"/>
-          <w:sz w:val="24"/>
-          <w:szCs w:val="24"/>
-        </w:rPr>
-        <w:t xml:space="preserve">[Key gap.]</w:t>
-      </w:r>
-      <w:r>
-        <w:rPr>
-          <w:rFonts w:ascii="Calibri" w:cs="Calibri" w:eastAsia="Calibri" w:hAnsi="Calibri"/>
-          <w:sz w:val="24"/>
-          <w:szCs w:val="24"/>
-        </w:rPr>
-        <w:t xml:space="preserve"> Its weakness: personal Gmail is encrypted only in transit, not end-to-end, so Google can scan message content. More importantly, consider where every "forgot password" link goes, for Facebook, bKash or your bank: to your email. Whoever controls your Gmail controls everything else.</w:t>
-      </w:r>
-    </w:p>
-    <w:p>
-      <w:pPr>
-        <w:spacing w:after="140" w:line="320"/>
-      </w:pPr>
-      <w:r>
-        <w:rPr>
-          <w:rFonts w:ascii="Calibri" w:cs="Calibri" w:eastAsia="Calibri" w:hAnsi="Calibri"/>
-          <w:i/>
-          <w:iCs/>
-          <w:color w:val="B45309"/>
-          <w:sz w:val="24"/>
-          <w:szCs w:val="24"/>
-        </w:rPr>
-        <w:t xml:space="preserve">[Recommendation.]</w:t>
-      </w:r>
-      <w:r>
-        <w:rPr>
-          <w:rFonts w:ascii="Calibri" w:cs="Calibri" w:eastAsia="Calibri" w:hAnsi="Calibri"/>
-          <w:sz w:val="24"/>
-          <w:szCs w:val="24"/>
-        </w:rPr>
-        <w:t xml:space="preserve"> Optional end-to-end encryption for personal accounts, and specific warnings for emails imitating bKash, Nagad or local banks.</w:t>
+        <w:t xml:space="preserve">. Door four: Instagram, 1:10 AM. Score: 16 out of 25.</w:t>
+      </w:r>
+    </w:p>
+    <w:p>
+      <w:pPr>
+        <w:spacing w:after="140" w:line="320"/>
+      </w:pPr>
+      <w:r>
+        <w:rPr>
+          <w:rFonts w:ascii="Calibri" w:cs="Calibri" w:eastAsia="Calibri" w:hAnsi="Calibri"/>
+          <w:i/>
+          <w:iCs/>
+          <w:color w:val="B45309"/>
+          <w:sz w:val="24"/>
+          <w:szCs w:val="24"/>
+        </w:rPr>
+        <w:t xml:space="preserve">[Story banner.]</w:t>
+      </w:r>
+      <w:r>
+        <w:rPr>
+          <w:rFonts w:ascii="Calibri" w:cs="Calibri" w:eastAsia="Calibri" w:hAnsi="Calibri"/>
+          <w:sz w:val="24"/>
+          <w:szCs w:val="24"/>
+        </w:rPr>
+        <w:t xml:space="preserve"> Nusrat's Instagram was linked to her Facebook through Meta's Accounts Center, so it fell next. The attacker scrolled through her private messages, and those messages became blackmail material. This is how sextortion usually begins.</w:t>
+      </w:r>
+    </w:p>
+    <w:p>
+      <w:pPr>
+        <w:spacing w:after="140" w:line="320"/>
+      </w:pPr>
+      <w:r>
+        <w:rPr>
+          <w:rFonts w:ascii="Calibri" w:cs="Calibri" w:eastAsia="Calibri" w:hAnsi="Calibri"/>
+          <w:i/>
+          <w:iCs/>
+          <w:color w:val="B45309"/>
+          <w:sz w:val="24"/>
+          <w:szCs w:val="24"/>
+        </w:rPr>
+        <w:t xml:space="preserve">[Score panel.]</w:t>
+      </w:r>
+      <w:r>
+        <w:rPr>
+          <w:rFonts w:ascii="Calibri" w:cs="Calibri" w:eastAsia="Calibri" w:hAnsi="Calibri"/>
+          <w:sz w:val="24"/>
+          <w:szCs w:val="24"/>
+        </w:rPr>
+        <w:t xml:space="preserve"> Look at encryption: 1 out of 5. Instagram DMs were never end-to-end encrypted by default, and on 8 May 2026 Meta removed even the optional encrypted chats.</w:t>
+      </w:r>
+    </w:p>
+    <w:p>
+      <w:pPr>
+        <w:spacing w:after="140" w:line="320"/>
+      </w:pPr>
+      <w:r>
+        <w:rPr>
+          <w:rFonts w:ascii="Calibri" w:cs="Calibri" w:eastAsia="Calibri" w:hAnsi="Calibri"/>
+          <w:i/>
+          <w:iCs/>
+          <w:color w:val="B45309"/>
+          <w:sz w:val="24"/>
+          <w:szCs w:val="24"/>
+        </w:rPr>
+        <w:t xml:space="preserve">[Left list.]</w:t>
+      </w:r>
+      <w:r>
+        <w:rPr>
+          <w:rFonts w:ascii="Calibri" w:cs="Calibri" w:eastAsia="Calibri" w:hAnsi="Calibri"/>
+          <w:sz w:val="24"/>
+          <w:szCs w:val="24"/>
+        </w:rPr>
+        <w:t xml:space="preserve"> To be fair, Instagram has useful tools. One of our favourites is "Emails from Instagram": it lists every genuine security email Instagram sent you in the last 14 days. Remember the fake "copyright" email at 12:20? This feature would have exposed it.</w:t>
+      </w:r>
+    </w:p>
+    <w:p>
+      <w:pPr>
+        <w:spacing w:after="140" w:line="320"/>
+      </w:pPr>
+      <w:r>
+        <w:rPr>
+          <w:rFonts w:ascii="Calibri" w:cs="Calibri" w:eastAsia="Calibri" w:hAnsi="Calibri"/>
+          <w:i/>
+          <w:iCs/>
+          <w:color w:val="B45309"/>
+          <w:sz w:val="24"/>
+          <w:szCs w:val="24"/>
+        </w:rPr>
+        <w:t xml:space="preserve">[Fix card.]</w:t>
+      </w:r>
+      <w:r>
+        <w:rPr>
+          <w:rFonts w:ascii="Calibri" w:cs="Calibri" w:eastAsia="Calibri" w:hAnsi="Calibri"/>
+          <w:sz w:val="24"/>
+          <w:szCs w:val="24"/>
+        </w:rPr>
+        <w:t xml:space="preserve"> Our recommendation: bring back encrypted DMs as the default, and blur unsolicited explicit images for every user, not just teenagers.</w:t>
       </w:r>
     </w:p>
     <w:p>
@@ -1236,7 +1202,7 @@
           <w:sz w:val="26"/>
           <w:szCs w:val="26"/>
         </w:rPr>
-        <w:t xml:space="preserve">Slide 8: Telegram: its privacy reputation exceeds its default settings</w:t>
+        <w:t xml:space="preserve">Slide 8: Door 5 – Telegram: the door that only looks locked</w:t>
       </w:r>
       <w:r>
         <w:rPr>
@@ -1258,79 +1224,79 @@
           <w:sz w:val="24"/>
           <w:szCs w:val="24"/>
         </w:rPr>
-        <w:t xml:space="preserve">Finally, Telegram, which surprised us. Many people consider Telegram the most private messaging app, yet it scored the lowest: 14 out of 25.</w:t>
-      </w:r>
-    </w:p>
-    <w:p>
-      <w:pPr>
-        <w:spacing w:after="140" w:line="320"/>
-      </w:pPr>
-      <w:r>
-        <w:rPr>
-          <w:rFonts w:ascii="Calibri" w:cs="Calibri" w:eastAsia="Calibri" w:hAnsi="Calibri"/>
-          <w:i/>
-          <w:iCs/>
-          <w:color w:val="B45309"/>
-          <w:sz w:val="24"/>
-          <w:szCs w:val="24"/>
-        </w:rPr>
-        <w:t xml:space="preserve">[Left column.]</w:t>
-      </w:r>
-      <w:r>
-        <w:rPr>
-          <w:rFonts w:ascii="Calibri" w:cs="Calibri" w:eastAsia="Calibri" w:hAnsi="Calibri"/>
-          <w:sz w:val="24"/>
-          <w:szCs w:val="24"/>
-        </w:rPr>
-        <w:t xml:space="preserve"> It does provide useful tools: a two-step verification cloud password, a passcode lock, a list of active sessions to remove unknown devices, and the option to hide your phone number completely. It also offers Secret Chats, which are end-to-end encrypted and can self-destruct.</w:t>
-      </w:r>
-    </w:p>
-    <w:p>
-      <w:pPr>
-        <w:spacing w:after="140" w:line="320"/>
-      </w:pPr>
-      <w:r>
-        <w:rPr>
-          <w:rFonts w:ascii="Calibri" w:cs="Calibri" w:eastAsia="Calibri" w:hAnsi="Calibri"/>
-          <w:i/>
-          <w:iCs/>
-          <w:color w:val="B45309"/>
-          <w:sz w:val="24"/>
-          <w:szCs w:val="24"/>
-        </w:rPr>
-        <w:t xml:space="preserve">[Key gap.]</w:t>
-      </w:r>
-      <w:r>
-        <w:rPr>
-          <w:rFonts w:ascii="Calibri" w:cs="Calibri" w:eastAsia="Calibri" w:hAnsi="Calibri"/>
-          <w:sz w:val="24"/>
-          <w:szCs w:val="24"/>
-        </w:rPr>
-        <w:t xml:space="preserve"> However, regular chats, groups and channels are not end-to-end encrypted; they are stored on Telegram's servers. Secret Chats must be started manually, so most users never use them. And since September 2024, Telegram states it will share the IP addresses and phone numbers of rule-breaking users with authorities in response to valid legal requests.</w:t>
-      </w:r>
-    </w:p>
-    <w:p>
-      <w:pPr>
-        <w:spacing w:after="140" w:line="320"/>
-      </w:pPr>
-      <w:r>
-        <w:rPr>
-          <w:rFonts w:ascii="Calibri" w:cs="Calibri" w:eastAsia="Calibri" w:hAnsi="Calibri"/>
-          <w:i/>
-          <w:iCs/>
-          <w:color w:val="B45309"/>
-          <w:sz w:val="24"/>
-          <w:szCs w:val="24"/>
-        </w:rPr>
-        <w:t xml:space="preserve">[Recommendation.]</w:t>
-      </w:r>
-      <w:r>
-        <w:rPr>
-          <w:rFonts w:ascii="Calibri" w:cs="Calibri" w:eastAsia="Calibri" w:hAnsi="Calibri"/>
-          <w:sz w:val="24"/>
-          <w:szCs w:val="24"/>
-        </w:rPr>
-        <w:t xml:space="preserve"> End-to-end encryption by default for one-to-one chats, and a prompt to enable two-step verification at sign-up.</w:t>
+        <w:t xml:space="preserve">Door five: Telegram. It was not attacked that night, but it was the door Nusrat trusted most, and it scored the lowest: 14 out of 25.</w:t>
+      </w:r>
+    </w:p>
+    <w:p>
+      <w:pPr>
+        <w:spacing w:after="140" w:line="320"/>
+      </w:pPr>
+      <w:r>
+        <w:rPr>
+          <w:rFonts w:ascii="Calibri" w:cs="Calibri" w:eastAsia="Calibri" w:hAnsi="Calibri"/>
+          <w:i/>
+          <w:iCs/>
+          <w:color w:val="B45309"/>
+          <w:sz w:val="24"/>
+          <w:szCs w:val="24"/>
+        </w:rPr>
+        <w:t xml:space="preserve">[Story banner.]</w:t>
+      </w:r>
+      <w:r>
+        <w:rPr>
+          <w:rFonts w:ascii="Calibri" w:cs="Calibri" w:eastAsia="Calibri" w:hAnsi="Calibri"/>
+          <w:sz w:val="24"/>
+          <w:szCs w:val="24"/>
+        </w:rPr>
+        <w:t xml:space="preserve"> Like many students, she believed Telegram was the "private" app. Her class group lived there. But ordinary Telegram chats, groups and channels are not end-to-end encrypted; they are stored on Telegram's servers. Only "Secret Chats" are fully encrypted, and you have to start them manually. Since September 2024, Telegram also says it will share the IP addresses and phone numbers of rule-breaking users with authorities on valid legal requests.</w:t>
+      </w:r>
+    </w:p>
+    <w:p>
+      <w:pPr>
+        <w:spacing w:after="140" w:line="320"/>
+      </w:pPr>
+      <w:r>
+        <w:rPr>
+          <w:rFonts w:ascii="Calibri" w:cs="Calibri" w:eastAsia="Calibri" w:hAnsi="Calibri"/>
+          <w:i/>
+          <w:iCs/>
+          <w:color w:val="B45309"/>
+          <w:sz w:val="24"/>
+          <w:szCs w:val="24"/>
+        </w:rPr>
+        <w:t xml:space="preserve">[Left list.]</w:t>
+      </w:r>
+      <w:r>
+        <w:rPr>
+          <w:rFonts w:ascii="Calibri" w:cs="Calibri" w:eastAsia="Calibri" w:hAnsi="Calibri"/>
+          <w:sz w:val="24"/>
+          <w:szCs w:val="24"/>
+        </w:rPr>
+        <w:t xml:space="preserve"> It does offer good tools: a two-step cloud password, a passcode lock, control over active sessions, and the option to hide your phone number.</w:t>
+      </w:r>
+    </w:p>
+    <w:p>
+      <w:pPr>
+        <w:spacing w:after="140" w:line="320"/>
+      </w:pPr>
+      <w:r>
+        <w:rPr>
+          <w:rFonts w:ascii="Calibri" w:cs="Calibri" w:eastAsia="Calibri" w:hAnsi="Calibri"/>
+          <w:i/>
+          <w:iCs/>
+          <w:color w:val="B45309"/>
+          <w:sz w:val="24"/>
+          <w:szCs w:val="24"/>
+        </w:rPr>
+        <w:t xml:space="preserve">[Fix card.]</w:t>
+      </w:r>
+      <w:r>
+        <w:rPr>
+          <w:rFonts w:ascii="Calibri" w:cs="Calibri" w:eastAsia="Calibri" w:hAnsi="Calibri"/>
+          <w:sz w:val="24"/>
+          <w:szCs w:val="24"/>
+        </w:rPr>
+        <w:t xml:space="preserve"> We recommend end-to-end encryption by default for one-to-one chats, and a prompt to set up two-step verification at sign-up.</w:t>
       </w:r>
     </w:p>
     <w:p>
@@ -1351,7 +1317,7 @@
           <w:sz w:val="24"/>
           <w:szCs w:val="24"/>
         </w:rPr>
-        <w:t xml:space="preserve"> will now compare all five platforms.</w:t>
+        <w:t xml:space="preserve"> will now rewind the night.</w:t>
       </w:r>
     </w:p>
     <w:p>
@@ -1392,7 +1358,7 @@
           <w:sz w:val="26"/>
           <w:szCs w:val="26"/>
         </w:rPr>
-        <w:t xml:space="preserve">Slide 9: WhatsApp and Gmail lead; WhatsApp is the most secure by default</w:t>
+        <w:t xml:space="preserve">Slide 9: Rewind: which locks held? WhatsApp is the most secure by default</w:t>
       </w:r>
       <w:r>
         <w:rPr>
@@ -1430,7 +1396,7 @@
           <w:sz w:val="24"/>
           <w:szCs w:val="24"/>
         </w:rPr>
-        <w:t xml:space="preserve">. Here are all five platforms side by side; each colour in a bar is one of our five criteria.</w:t>
+        <w:t xml:space="preserve">. Let us rewind the night and put all five doors side by side.</w:t>
       </w:r>
     </w:p>
     <w:p>
@@ -1454,31 +1420,20 @@
           <w:sz w:val="24"/>
           <w:szCs w:val="24"/>
         </w:rPr>
-        <w:t xml:space="preserve"> WhatsApp and Gmail tie at the top with 20. Facebook and Instagram follow with 16, and Telegram is last with 14.</w:t>
-      </w:r>
-    </w:p>
-    <w:p>
-      <w:pPr>
-        <w:spacing w:after="140" w:line="320"/>
-      </w:pPr>
-      <w:r>
-        <w:rPr>
-          <w:rFonts w:ascii="Calibri" w:cs="Calibri" w:eastAsia="Calibri" w:hAnsi="Calibri"/>
-          <w:i/>
-          <w:iCs/>
-          <w:color w:val="B45309"/>
-          <w:sz w:val="24"/>
-          <w:szCs w:val="24"/>
-        </w:rPr>
-        <w:t xml:space="preserve">[First card.]</w:t>
-      </w:r>
-      <w:r>
-        <w:rPr>
-          <w:rFonts w:ascii="Calibri" w:cs="Calibri" w:eastAsia="Calibri" w:hAnsi="Calibri"/>
-          <w:sz w:val="24"/>
-          <w:szCs w:val="24"/>
-        </w:rPr>
-        <w:t xml:space="preserve"> So which is the most secure? We chose WhatsApp, for one reason: defaults. Its strongest protection, end-to-end encryption, works from the moment you install it. Most people never open their settings, so the protection that is switched on by default is the protection that actually protects them.</w:t>
+        <w:t xml:space="preserve"> WhatsApp and Gmail tie at the top with 20. Facebook and Instagram score 16, and Telegram is last with 14.</w:t>
+      </w:r>
+    </w:p>
+    <w:p>
+      <w:pPr>
+        <w:spacing w:after="140" w:line="320"/>
+      </w:pPr>
+      <w:r>
+        <w:rPr>
+          <w:rFonts w:ascii="Calibri" w:cs="Calibri" w:eastAsia="Calibri" w:hAnsi="Calibri"/>
+          <w:sz w:val="24"/>
+          <w:szCs w:val="24"/>
+        </w:rPr>
+        <w:t xml:space="preserve">So which platform is the most secure for an ordinary person? We chose WhatsApp. Its strongest lock, end-to-end encryption, is switched on from the moment you install it, with no setup. In Nusrat's story, it was never broken; she opened it herself.</w:t>
       </w:r>
     </w:p>
     <w:p>
@@ -1502,7 +1457,7 @@
           <w:sz w:val="24"/>
           <w:szCs w:val="24"/>
         </w:rPr>
-        <w:t xml:space="preserve"> Gmail deserves special attention. It has the best login protection and phishing filters, and it is the master key: every password reset goes to your email.</w:t>
+        <w:t xml:space="preserve"> Gmail deserves the most protection, because it is the master key. Once it fell at 12:20, Facebook and Instagram followed within an hour.</w:t>
       </w:r>
     </w:p>
     <w:p>
@@ -1526,20 +1481,20 @@
           <w:sz w:val="24"/>
           <w:szCs w:val="24"/>
         </w:rPr>
-        <w:t xml:space="preserve"> Telegram's reputation for privacy is stronger than its actual default settings.</w:t>
-      </w:r>
-    </w:p>
-    <w:p>
-      <w:pPr>
-        <w:spacing w:after="140" w:line="320"/>
-      </w:pPr>
-      <w:r>
-        <w:rPr>
-          <w:rFonts w:ascii="Calibri" w:cs="Calibri" w:eastAsia="Calibri" w:hAnsi="Calibri"/>
-          <w:sz w:val="24"/>
-          <w:szCs w:val="24"/>
-        </w:rPr>
-        <w:t xml:space="preserve">The lesson: no platform can protect a user who hands over their code. That brings us to our final slide.</w:t>
+        <w:t xml:space="preserve"> And Telegram reminds us that a reputation for privacy is not the same as privacy by default.</w:t>
+      </w:r>
+    </w:p>
+    <w:p>
+      <w:pPr>
+        <w:spacing w:after="140" w:line="320"/>
+      </w:pPr>
+      <w:r>
+        <w:rPr>
+          <w:rFonts w:ascii="Calibri" w:cs="Calibri" w:eastAsia="Calibri" w:hAnsi="Calibri"/>
+          <w:sz w:val="24"/>
+          <w:szCs w:val="24"/>
+        </w:rPr>
+        <w:t xml:space="preserve">But here is the most important finding of our whole investigation: in Nusrat's story, not a single lock was broken. Every door was opened because a lock was switched off, or a code was handed over.</w:t>
       </w:r>
     </w:p>
     <w:p>
@@ -1558,7 +1513,7 @@
           <w:sz w:val="26"/>
           <w:szCs w:val="26"/>
         </w:rPr>
-        <w:t xml:space="preserve">Slide 10: Closing: The most secure app is the one you set up</w:t>
+        <w:t xml:space="preserve">Slide 10: Replay the night: Same night. Different ending.</w:t>
       </w:r>
       <w:r>
         <w:rPr>
@@ -1577,136 +1532,136 @@
       <w:r>
         <w:rPr>
           <w:rFonts w:ascii="Calibri" w:cs="Calibri" w:eastAsia="Calibri" w:hAnsi="Calibri"/>
-          <w:i/>
-          <w:iCs/>
-          <w:color w:val="B45309"/>
-          <w:sz w:val="24"/>
-          <w:szCs w:val="24"/>
-        </w:rPr>
-        <w:t xml:space="preserve">[Pause and let the title sink in.]</w:t>
-      </w:r>
-      <w:r>
-        <w:rPr>
-          <w:rFonts w:ascii="Calibri" w:cs="Calibri" w:eastAsia="Calibri" w:hAnsi="Calibri"/>
-          <w:sz w:val="24"/>
-          <w:szCs w:val="24"/>
-        </w:rPr>
-        <w:t xml:space="preserve"> After assessing all five platforms, our conclusion is simple: the most secure app is the one you actually set up.</w:t>
-      </w:r>
-    </w:p>
-    <w:p>
-      <w:pPr>
-        <w:spacing w:after="140" w:line="320"/>
-      </w:pPr>
-      <w:r>
-        <w:rPr>
-          <w:rFonts w:ascii="Calibri" w:cs="Calibri" w:eastAsia="Calibri" w:hAnsi="Calibri"/>
-          <w:sz w:val="24"/>
-          <w:szCs w:val="24"/>
-        </w:rPr>
-        <w:t xml:space="preserve">So we would like to leave you with a five-minute checklist for tonight.</w:t>
-      </w:r>
-    </w:p>
-    <w:p>
-      <w:pPr>
-        <w:spacing w:after="140" w:line="320"/>
-      </w:pPr>
-      <w:r>
-        <w:rPr>
-          <w:rFonts w:ascii="Calibri" w:cs="Calibri" w:eastAsia="Calibri" w:hAnsi="Calibri"/>
-          <w:sz w:val="24"/>
-          <w:szCs w:val="24"/>
-        </w:rPr>
-        <w:t xml:space="preserve">One: enable two-factor authentication or a passkey on every account, starting with your email.</w:t>
-      </w:r>
-    </w:p>
-    <w:p>
-      <w:pPr>
-        <w:spacing w:after="140" w:line="320"/>
-      </w:pPr>
-      <w:r>
-        <w:rPr>
-          <w:rFonts w:ascii="Calibri" w:cs="Calibri" w:eastAsia="Calibri" w:hAnsi="Calibri"/>
-          <w:sz w:val="24"/>
-          <w:szCs w:val="24"/>
-        </w:rPr>
-        <w:t xml:space="preserve">Two: set a two-step verification PIN on WhatsApp; it takes thirty seconds.</w:t>
-      </w:r>
-    </w:p>
-    <w:p>
-      <w:pPr>
-        <w:spacing w:after="140" w:line="320"/>
-      </w:pPr>
-      <w:r>
-        <w:rPr>
-          <w:rFonts w:ascii="Calibri" w:cs="Calibri" w:eastAsia="Calibri" w:hAnsi="Calibri"/>
-          <w:sz w:val="24"/>
-          <w:szCs w:val="24"/>
-        </w:rPr>
-        <w:t xml:space="preserve">Three: never share an OTP or six-digit code with anyone, whether a friend, "Facebook support" or "bKash". Genuine companies never ask for it.</w:t>
-      </w:r>
-    </w:p>
-    <w:p>
-      <w:pPr>
-        <w:spacing w:after="140" w:line="320"/>
-      </w:pPr>
-      <w:r>
-        <w:rPr>
-          <w:rFonts w:ascii="Calibri" w:cs="Calibri" w:eastAsia="Calibri" w:hAnsi="Calibri"/>
-          <w:sz w:val="24"/>
-          <w:szCs w:val="24"/>
-        </w:rPr>
-        <w:t xml:space="preserve">Four: confirm that your recovery email and phone number still belong to you.</w:t>
-      </w:r>
-    </w:p>
-    <w:p>
-      <w:pPr>
-        <w:spacing w:after="140" w:line="320"/>
-      </w:pPr>
-      <w:r>
-        <w:rPr>
-          <w:rFonts w:ascii="Calibri" w:cs="Calibri" w:eastAsia="Calibri" w:hAnsi="Calibri"/>
-          <w:sz w:val="24"/>
-          <w:szCs w:val="24"/>
-        </w:rPr>
-        <w:t xml:space="preserve">Five: open your active sessions and log out of any device you do not recognise.</w:t>
-      </w:r>
-    </w:p>
-    <w:p>
-      <w:pPr>
-        <w:spacing w:after="140" w:line="320"/>
-      </w:pPr>
-      <w:r>
-        <w:rPr>
-          <w:rFonts w:ascii="Calibri" w:cs="Calibri" w:eastAsia="Calibri" w:hAnsi="Calibri"/>
-          <w:i/>
-          <w:iCs/>
-          <w:color w:val="B45309"/>
-          <w:sz w:val="24"/>
-          <w:szCs w:val="24"/>
-        </w:rPr>
-        <w:t xml:space="preserve">[Optional engagement.]</w:t>
-      </w:r>
-      <w:r>
-        <w:rPr>
-          <w:rFonts w:ascii="Calibri" w:cs="Calibri" w:eastAsia="Calibri" w:hAnsi="Calibri"/>
-          <w:sz w:val="24"/>
-          <w:szCs w:val="24"/>
-        </w:rPr>
-        <w:t xml:space="preserve"> You can try step five right now: open Facebook, go to Accounts Center, then "Where you're logged in". Does anyone see a device they do not recognise?</w:t>
-      </w:r>
-    </w:p>
-    <w:p>
-      <w:pPr>
-        <w:spacing w:after="140" w:line="320"/>
-      </w:pPr>
-      <w:r>
-        <w:rPr>
-          <w:rFonts w:ascii="Calibri" w:cs="Calibri" w:eastAsia="Calibri" w:hAnsi="Calibri"/>
-          <w:sz w:val="24"/>
-          <w:szCs w:val="24"/>
-        </w:rPr>
-        <w:t xml:space="preserve">Locks only work if you close them. Thank you; we are happy to take your questions.</w:t>
+          <w:sz w:val="24"/>
+          <w:szCs w:val="24"/>
+        </w:rPr>
+        <w:t xml:space="preserve">So let us replay the night, with five small changes. </w:t>
+      </w:r>
+      <w:r>
+        <w:rPr>
+          <w:rFonts w:ascii="Calibri" w:cs="Calibri" w:eastAsia="Calibri" w:hAnsi="Calibri"/>
+          <w:i/>
+          <w:iCs/>
+          <w:color w:val="B45309"/>
+          <w:sz w:val="24"/>
+          <w:szCs w:val="24"/>
+        </w:rPr>
+        <w:t xml:space="preserve">[Move across the cards.]</w:t>
+      </w:r>
+    </w:p>
+    <w:p>
+      <w:pPr>
+        <w:spacing w:after="140" w:line="320"/>
+      </w:pPr>
+      <w:r>
+        <w:rPr>
+          <w:rFonts w:ascii="Calibri" w:cs="Calibri" w:eastAsia="Calibri" w:hAnsi="Calibri"/>
+          <w:sz w:val="24"/>
+          <w:szCs w:val="24"/>
+        </w:rPr>
+        <w:t xml:space="preserve">11:49: if Nusrat had a two-step PIN on WhatsApp, the code alone would be useless. Hijack blocked.</w:t>
+      </w:r>
+    </w:p>
+    <w:p>
+      <w:pPr>
+        <w:spacing w:after="140" w:line="320"/>
+      </w:pPr>
+      <w:r>
+        <w:rPr>
+          <w:rFonts w:ascii="Calibri" w:cs="Calibri" w:eastAsia="Calibri" w:hAnsi="Calibri"/>
+          <w:sz w:val="24"/>
+          <w:szCs w:val="24"/>
+        </w:rPr>
+        <w:t xml:space="preserve">11:49: if she knew never to share a code, not even with a friend, the door stays shut.</w:t>
+      </w:r>
+    </w:p>
+    <w:p>
+      <w:pPr>
+        <w:spacing w:after="140" w:line="320"/>
+      </w:pPr>
+      <w:r>
+        <w:rPr>
+          <w:rFonts w:ascii="Calibri" w:cs="Calibri" w:eastAsia="Calibri" w:hAnsi="Calibri"/>
+          <w:sz w:val="24"/>
+          <w:szCs w:val="24"/>
+        </w:rPr>
+        <w:t xml:space="preserve">12:20: with a unique password and a passkey on Gmail, the fake page steals nothing. The master key is safe.</w:t>
+      </w:r>
+    </w:p>
+    <w:p>
+      <w:pPr>
+        <w:spacing w:after="140" w:line="320"/>
+      </w:pPr>
+      <w:r>
+        <w:rPr>
+          <w:rFonts w:ascii="Calibri" w:cs="Calibri" w:eastAsia="Calibri" w:hAnsi="Calibri"/>
+          <w:sz w:val="24"/>
+          <w:szCs w:val="24"/>
+        </w:rPr>
+        <w:t xml:space="preserve">12:35: with up-to-date recovery details and login alerts on, the takeover is spotted immediately.</w:t>
+      </w:r>
+    </w:p>
+    <w:p>
+      <w:pPr>
+        <w:spacing w:after="140" w:line="320"/>
+      </w:pPr>
+      <w:r>
+        <w:rPr>
+          <w:rFonts w:ascii="Calibri" w:cs="Calibri" w:eastAsia="Calibri" w:hAnsi="Calibri"/>
+          <w:sz w:val="24"/>
+          <w:szCs w:val="24"/>
+        </w:rPr>
+        <w:t xml:space="preserve">1:10: by logging out of devices she does not recognise, she removes the attacker.</w:t>
+      </w:r>
+    </w:p>
+    <w:p>
+      <w:pPr>
+        <w:spacing w:after="140" w:line="320"/>
+      </w:pPr>
+      <w:r>
+        <w:rPr>
+          <w:rFonts w:ascii="Calibri" w:cs="Calibri" w:eastAsia="Calibri" w:hAnsi="Calibri"/>
+          <w:sz w:val="24"/>
+          <w:szCs w:val="24"/>
+        </w:rPr>
+        <w:t xml:space="preserve">Each of these takes less than five minutes. All of them already exist in the apps on your phone.</w:t>
+      </w:r>
+    </w:p>
+    <w:p>
+      <w:pPr>
+        <w:spacing w:after="140" w:line="320"/>
+      </w:pPr>
+      <w:r>
+        <w:rPr>
+          <w:rFonts w:ascii="Calibri" w:cs="Calibri" w:eastAsia="Calibri" w:hAnsi="Calibri"/>
+          <w:i/>
+          <w:iCs/>
+          <w:color w:val="B45309"/>
+          <w:sz w:val="24"/>
+          <w:szCs w:val="24"/>
+        </w:rPr>
+        <w:t xml:space="preserve">[Pause. Read the last line slowly.]</w:t>
+      </w:r>
+      <w:r>
+        <w:rPr>
+          <w:rFonts w:ascii="Calibri" w:cs="Calibri" w:eastAsia="Calibri" w:hAnsi="Calibri"/>
+          <w:sz w:val="24"/>
+          <w:szCs w:val="24"/>
+        </w:rPr>
+        <w:t xml:space="preserve"> 11:47 PM. The message arrives. This time, Nusrat says no.</w:t>
+      </w:r>
+    </w:p>
+    <w:p>
+      <w:pPr>
+        <w:spacing w:after="140" w:line="320"/>
+      </w:pPr>
+      <w:r>
+        <w:rPr>
+          <w:rFonts w:ascii="Calibri" w:cs="Calibri" w:eastAsia="Calibri" w:hAnsi="Calibri"/>
+          <w:sz w:val="24"/>
+          <w:szCs w:val="24"/>
+        </w:rPr>
+        <w:t xml:space="preserve">The most secure app is the one you set up. Thank you; we are happy to take your questions.</w:t>
       </w:r>
     </w:p>
     <w:sectPr>
